--- a/(e)CRF/Per protocolnaam/29_Recall and teach-back form.docx
+++ b/(e)CRF/Per protocolnaam/29_Recall and teach-back form.docx
@@ -11,20 +11,12 @@
         </w:rPr>
       </w:pPr>
       <w:r>
-        <w:t xml:space="preserve">Appendix </w:t>
+        <w:t>eCRF Document 29: Recall and teach-back form</w:t>
       </w:r>
-      <w:r>
-        <w:t>2</w:t>
-      </w:r>
-      <w:r>
-        <w:t>9</w:t>
-      </w:r>
-      <w:r>
-        <w:t xml:space="preserve">: </w:t>
-      </w:r>
-      <w:r>
-        <w:t>TEACH-BACK ASSESSMENT FORM</w:t>
-      </w:r>
+      <w:r/>
+      <w:r/>
+      <w:r/>
+      <w:r/>
     </w:p>
     <w:p>
       <w:pPr>
